--- a/report/Polyester_Technical_Appendix.docx
+++ b/report/Polyester_Technical_Appendix.docx
@@ -242,7 +242,7 @@
               <w:rPr>
                 <w:sz w:val="18"/>
               </w:rPr>
-              <w:t>8.06</w:t>
+              <w:t>0.88</w:t>
             </w:r>
           </w:p>
         </w:tc>
@@ -296,7 +296,7 @@
               <w:rPr>
                 <w:sz w:val="18"/>
               </w:rPr>
-              <w:t>9.2</w:t>
+              <w:t>8.35</w:t>
             </w:r>
           </w:p>
         </w:tc>
@@ -404,7 +404,7 @@
               <w:rPr>
                 <w:sz w:val="18"/>
               </w:rPr>
-              <w:t>1.68</w:t>
+              <w:t>0.91</w:t>
             </w:r>
           </w:p>
         </w:tc>
@@ -566,7 +566,7 @@
               <w:rPr>
                 <w:sz w:val="18"/>
               </w:rPr>
-              <w:t>4.84</w:t>
+              <w:t>3.92</w:t>
             </w:r>
           </w:p>
         </w:tc>
@@ -2034,7 +2034,7 @@
               <w:rPr>
                 <w:sz w:val="18"/>
               </w:rPr>
-              <w:t>+2.32%</w:t>
+              <w:t>+0.99%</w:t>
             </w:r>
           </w:p>
         </w:tc>
@@ -2047,7 +2047,7 @@
               <w:rPr>
                 <w:sz w:val="18"/>
               </w:rPr>
-              <w:t>↑ Rise</w:t>
+              <w:t>→ Stable</w:t>
             </w:r>
           </w:p>
         </w:tc>
@@ -2075,7 +2075,7 @@
               <w:rPr>
                 <w:sz w:val="18"/>
               </w:rPr>
-              <w:t>+6.95%</w:t>
+              <w:t>+5.65%</w:t>
             </w:r>
           </w:p>
         </w:tc>
@@ -2116,7 +2116,7 @@
               <w:rPr>
                 <w:sz w:val="18"/>
               </w:rPr>
-              <w:t>+22.26%</w:t>
+              <w:t>+32.81%</w:t>
             </w:r>
           </w:p>
         </w:tc>
@@ -2198,7 +2198,7 @@
               <w:rPr>
                 <w:sz w:val="18"/>
               </w:rPr>
-              <w:t>+20.84%</w:t>
+              <w:t>+4.50%</w:t>
             </w:r>
           </w:p>
         </w:tc>
@@ -2239,7 +2239,7 @@
               <w:rPr>
                 <w:sz w:val="18"/>
               </w:rPr>
-              <w:t>+34.73%</w:t>
+              <w:t>+7.50%</w:t>
             </w:r>
           </w:p>
         </w:tc>
@@ -2280,7 +2280,7 @@
               <w:rPr>
                 <w:sz w:val="18"/>
               </w:rPr>
-              <w:t>+13.89%</w:t>
+              <w:t>+4.75%</w:t>
             </w:r>
           </w:p>
         </w:tc>
@@ -2321,7 +2321,7 @@
               <w:rPr>
                 <w:sz w:val="18"/>
               </w:rPr>
-              <w:t>+4.63%</w:t>
+              <w:t>+2.87%</w:t>
             </w:r>
           </w:p>
         </w:tc>
@@ -2350,7 +2350,7 @@
           <w:i/>
           <w:sz w:val="19"/>
         </w:rPr>
-        <w:t>Welfare change: £-7.655bn</w:t>
+        <w:t>Welfare change: £-3.473bn</w:t>
       </w:r>
     </w:p>
     <w:p/>
@@ -2503,7 +2503,7 @@
               <w:rPr>
                 <w:sz w:val="18"/>
               </w:rPr>
-              <w:t>22.3</w:t>
+              <w:t>32.8</w:t>
             </w:r>
           </w:p>
         </w:tc>
@@ -2516,7 +2516,7 @@
               <w:rPr>
                 <w:sz w:val="18"/>
               </w:rPr>
-              <w:t>9.7</w:t>
+              <w:t>0.8</w:t>
             </w:r>
           </w:p>
         </w:tc>
@@ -2529,7 +2529,7 @@
               <w:rPr>
                 <w:sz w:val="18"/>
               </w:rPr>
-              <w:t>-30.4</w:t>
+              <w:t>2.5</w:t>
             </w:r>
           </w:p>
         </w:tc>
@@ -2570,7 +2570,7 @@
               <w:rPr>
                 <w:sz w:val="18"/>
               </w:rPr>
-              <w:t>0.5–2.0 (mid 1.2)</w:t>
+              <w:t>1.0–4.0 (mid 2.5)</w:t>
             </w:r>
           </w:p>
         </w:tc>
@@ -2583,7 +2583,7 @@
               <w:rPr>
                 <w:sz w:val="18"/>
               </w:rPr>
-              <w:t>7.66</w:t>
+              <w:t>3.47</w:t>
             </w:r>
           </w:p>
         </w:tc>
@@ -2596,7 +2596,7 @@
               <w:rPr>
                 <w:sz w:val="18"/>
               </w:rPr>
-              <w:t>6.41</w:t>
+              <w:t>0.97</w:t>
             </w:r>
           </w:p>
         </w:tc>
@@ -2609,7 +2609,7 @@
               <w:rPr>
                 <w:sz w:val="18"/>
               </w:rPr>
-              <w:t>512.4</w:t>
+              <w:t>38.9</w:t>
             </w:r>
           </w:p>
         </w:tc>
@@ -3569,7 +3569,7 @@
               <w:rPr>
                 <w:sz w:val="18"/>
               </w:rPr>
-              <w:t>0.1–0.5 (mid 0.3)</w:t>
+              <w:t>1.0–3.0 (mid 2.0)</w:t>
             </w:r>
           </w:p>
         </w:tc>
@@ -3595,7 +3595,7 @@
               <w:rPr>
                 <w:sz w:val="18"/>
               </w:rPr>
-              <w:t>1.7</w:t>
+              <w:t>0.0</w:t>
             </w:r>
           </w:p>
         </w:tc>
@@ -3608,7 +3608,7 @@
               <w:rPr>
                 <w:sz w:val="18"/>
               </w:rPr>
-              <w:t>566.0</w:t>
+              <w:t>0.1</w:t>
             </w:r>
           </w:p>
         </w:tc>
@@ -5368,7 +5368,7 @@
               <w:rPr>
                 <w:sz w:val="18"/>
               </w:rPr>
-              <w:t>+6.58%</w:t>
+              <w:t>+5.19%</w:t>
             </w:r>
           </w:p>
         </w:tc>
@@ -5438,7 +5438,7 @@
           <w:i/>
           <w:sz w:val="19"/>
         </w:rPr>
-        <w:t>Welfare change: £-3.096bn</w:t>
+        <w:t>Welfare change: £-2.817bn</w:t>
       </w:r>
     </w:p>
     <w:p/>
@@ -5658,7 +5658,7 @@
               <w:rPr>
                 <w:sz w:val="18"/>
               </w:rPr>
-              <w:t>0.1–0.4 (mid 0.2)</w:t>
+              <w:t>0.5–2.5 (mid 1.5)</w:t>
             </w:r>
           </w:p>
         </w:tc>
@@ -5671,7 +5671,7 @@
               <w:rPr>
                 <w:sz w:val="18"/>
               </w:rPr>
-              <w:t>3.1</w:t>
+              <w:t>2.82</w:t>
             </w:r>
           </w:p>
         </w:tc>
@@ -5684,7 +5684,7 @@
               <w:rPr>
                 <w:sz w:val="18"/>
               </w:rPr>
-              <w:t>2.85</w:t>
+              <w:t>1.32</w:t>
             </w:r>
           </w:p>
         </w:tc>
@@ -5697,7 +5697,7 @@
               <w:rPr>
                 <w:sz w:val="18"/>
               </w:rPr>
-              <w:t>1138.3</w:t>
+              <w:t>87.8</w:t>
             </w:r>
           </w:p>
         </w:tc>

--- a/report/Polyester_Technical_Appendix.docx
+++ b/report/Polyester_Technical_Appendix.docx
@@ -350,7 +350,7 @@
               <w:rPr>
                 <w:sz w:val="18"/>
               </w:rPr>
-              <w:t>0.57</w:t>
+              <w:t>0.0</w:t>
             </w:r>
           </w:p>
         </w:tc>
@@ -566,7 +566,7 @@
               <w:rPr>
                 <w:sz w:val="18"/>
               </w:rPr>
-              <w:t>3.92</w:t>
+              <w:t>3.83</w:t>
             </w:r>
           </w:p>
         </w:tc>
@@ -4073,7 +4073,7 @@
               <w:rPr>
                 <w:sz w:val="18"/>
               </w:rPr>
-              <w:t>+0.84%</w:t>
+              <w:t>+0.00%</w:t>
             </w:r>
           </w:p>
         </w:tc>
@@ -4114,7 +4114,7 @@
               <w:rPr>
                 <w:sz w:val="18"/>
               </w:rPr>
-              <w:t>+1.70%</w:t>
+              <w:t>+0.00%</w:t>
             </w:r>
           </w:p>
         </w:tc>
@@ -4127,7 +4127,7 @@
               <w:rPr>
                 <w:sz w:val="18"/>
               </w:rPr>
-              <w:t>↑ Rise</w:t>
+              <w:t>→ Stable</w:t>
             </w:r>
           </w:p>
         </w:tc>
@@ -4155,7 +4155,7 @@
               <w:rPr>
                 <w:sz w:val="18"/>
               </w:rPr>
-              <w:t>+0.67%</w:t>
+              <w:t>+0.00%</w:t>
             </w:r>
           </w:p>
         </w:tc>
@@ -4348,7 +4348,7 @@
           <w:i/>
           <w:sz w:val="19"/>
         </w:rPr>
-        <w:t>Welfare change: £-0.074bn</w:t>
+        <w:t>Welfare change: £-0.045bn</w:t>
       </w:r>
     </w:p>
     <w:p/>
@@ -4581,7 +4581,7 @@
               <w:rPr>
                 <w:sz w:val="18"/>
               </w:rPr>
-              <w:t>0.07</w:t>
+              <w:t>0.05</w:t>
             </w:r>
           </w:p>
         </w:tc>
@@ -4594,7 +4594,7 @@
               <w:rPr>
                 <w:sz w:val="18"/>
               </w:rPr>
-              <w:t>0.02</w:t>
+              <w:t>0.0</w:t>
             </w:r>
           </w:p>
         </w:tc>
@@ -4607,7 +4607,7 @@
               <w:rPr>
                 <w:sz w:val="18"/>
               </w:rPr>
-              <w:t>48.1</w:t>
+              <w:t>10.0</w:t>
             </w:r>
           </w:p>
         </w:tc>
@@ -4661,7 +4661,7 @@
               <w:rPr>
                 <w:sz w:val="18"/>
               </w:rPr>
-              <w:t>1.7</w:t>
+              <w:t>0.0</w:t>
             </w:r>
           </w:p>
         </w:tc>
@@ -4674,7 +4674,7 @@
               <w:rPr>
                 <w:sz w:val="18"/>
               </w:rPr>
-              <w:t>1.7</w:t>
+              <w:t>0.0</w:t>
             </w:r>
           </w:p>
         </w:tc>
@@ -4687,7 +4687,7 @@
               <w:rPr>
                 <w:sz w:val="18"/>
               </w:rPr>
-              <w:t>169771113.2</w:t>
+              <w:t>0.0</w:t>
             </w:r>
           </w:p>
         </w:tc>
